--- a/Backlog sistema barbearia (1).docx
+++ b/Backlog sistema barbearia (1).docx
@@ -757,1049 +757,893 @@
         <w:rPr>
           <w:rtl w:val="0"/>
         </w:rPr>
-        <w:t xml:space="preserve">Como dono eu quero aproveitar o sistema para poder visualizar meu estoque de produtos, algo simples apenas a quantidade que tem para saber o que está faltando.</w:t>
+        <w:t xml:space="preserve">Como dono eu quero poder cadastrar no sistema novos serviços junto com informações como seus valores.</w:t>
+      </w:r>
+    </w:p>
+    <w:p>
+      <w:pPr>
+        <w:jc w:val="left"/>
+        <w:rPr/>
+      </w:pPr>
+      <w:r>
+        <w:rPr>
+          <w:b w:val="1"/>
+          <w:bCs w:val="1"/>
+          <w:rtl w:val="0"/>
+        </w:rPr>
+        <w:t xml:space="preserve">US04 - </w:t>
+      </w:r>
+      <w:r>
+        <w:rPr>
+          <w:rtl w:val="0"/>
+        </w:rPr>
+        <w:t xml:space="preserve">Como cliente eu quero poder me cadastrar para poder manter meus dados salvos.</w:t>
+      </w:r>
+    </w:p>
+    <w:p>
+      <w:pPr>
+        <w:rPr/>
+      </w:pPr>
+      <w:r>
+        <w:rPr>
+          <w:b w:val="1"/>
+          <w:bCs w:val="1"/>
+          <w:rtl w:val="0"/>
+        </w:rPr>
+        <w:t xml:space="preserve">US05 - </w:t>
+      </w:r>
+      <w:r>
+        <w:rPr>
+          <w:rtl w:val="0"/>
+        </w:rPr>
+        <w:t xml:space="preserve">Como cliente eu quero poder visualizar as datas e horários disponíveis para agendamento para eu poder me programar.</w:t>
+      </w:r>
+    </w:p>
+    <w:p>
+      <w:pPr>
+        <w:jc w:val="left"/>
+        <w:rPr/>
+      </w:pPr>
+      <w:r>
+        <w:rPr>
+          <w:b w:val="1"/>
+          <w:bCs w:val="1"/>
+          <w:rtl w:val="0"/>
+        </w:rPr>
+        <w:t xml:space="preserve">US07  - </w:t>
+      </w:r>
+      <w:r>
+        <w:rPr>
+          <w:rtl w:val="0"/>
+        </w:rPr>
+        <w:t xml:space="preserve">Como cliente eu quero poder marcar para cortar meu cabelo com praticidade assim como desmarcar também.</w:t>
+      </w:r>
+    </w:p>
+    <w:p>
+      <w:pPr>
+        <w:jc w:val="left"/>
+        <w:rPr/>
+      </w:pPr>
+      <w:r>
+        <w:rPr>
+          <w:rtl w:val="0"/>
+        </w:rPr>
+      </w:r>
+    </w:p>
+    <w:p>
+      <w:pPr>
+        <w:jc w:val="left"/>
+        <w:rPr>
+          <w:b w:val="1"/>
+          <w:bCs w:val="1"/>
+        </w:rPr>
+      </w:pPr>
+      <w:r>
+        <w:rPr>
+          <w:rtl w:val="0"/>
+        </w:rPr>
+        <w:tab/>
+        <w:tab/>
+        <w:tab/>
+        <w:tab/>
+      </w:r>
+      <w:r>
+        <w:rPr>
+          <w:b w:val="1"/>
+          <w:bCs w:val="1"/>
+          <w:rtl w:val="0"/>
+        </w:rPr>
+        <w:t xml:space="preserve">REQUISITOS FUNCIONAIS E TAREFAS.</w:t>
+      </w:r>
+    </w:p>
+    <w:p>
+      <w:pPr>
+        <w:jc w:val="left"/>
+        <w:rPr>
+          <w:b w:val="1"/>
+          <w:bCs w:val="1"/>
+        </w:rPr>
+      </w:pPr>
+      <w:r>
+        <w:rPr>
+          <w:rtl w:val="0"/>
+        </w:rPr>
+      </w:r>
+    </w:p>
+    <w:p>
+      <w:pPr>
+        <w:jc w:val="left"/>
+        <w:rPr/>
+      </w:pPr>
+      <w:r>
+        <w:rPr>
+          <w:b w:val="1"/>
+          <w:bCs w:val="1"/>
+          <w:rtl w:val="0"/>
+        </w:rPr>
+        <w:t xml:space="preserve">RF01 - </w:t>
+      </w:r>
+      <w:r>
+        <w:rPr>
+          <w:rtl w:val="0"/>
+        </w:rPr>
+        <w:t xml:space="preserve">Gerenciar usuários:</w:t>
+      </w:r>
+    </w:p>
+    <w:p>
+      <w:pPr>
+        <w:jc w:val="left"/>
+        <w:rPr/>
+      </w:pPr>
+      <w:r>
+        <w:rPr>
+          <w:rtl w:val="0"/>
+        </w:rPr>
+        <w:tab/>
+      </w:r>
+      <w:r>
+        <w:rPr>
+          <w:b w:val="1"/>
+          <w:bCs w:val="1"/>
+          <w:rtl w:val="0"/>
+        </w:rPr>
+        <w:t xml:space="preserve">T1 - </w:t>
+      </w:r>
+      <w:r>
+        <w:rPr>
+          <w:rtl w:val="0"/>
+        </w:rPr>
+        <w:t xml:space="preserve">criar login e senha de usuários.</w:t>
+      </w:r>
+    </w:p>
+    <w:p>
+      <w:pPr>
+        <w:jc w:val="left"/>
+        <w:rPr/>
+      </w:pPr>
+      <w:r>
+        <w:rPr>
+          <w:rtl w:val="0"/>
+        </w:rPr>
+        <w:tab/>
+      </w:r>
+      <w:r>
+        <w:rPr>
+          <w:b w:val="1"/>
+          <w:bCs w:val="1"/>
+          <w:rtl w:val="0"/>
+        </w:rPr>
+        <w:t xml:space="preserve">T2 - </w:t>
+      </w:r>
+      <w:r>
+        <w:rPr>
+          <w:rtl w:val="0"/>
+        </w:rPr>
+        <w:t xml:space="preserve">pedir informações básicas (nome, telefone, email e data de nascimento)</w:t>
+      </w:r>
+    </w:p>
+    <w:p>
+      <w:pPr>
+        <w:jc w:val="left"/>
+        <w:rPr/>
+      </w:pPr>
+      <w:r>
+        <w:rPr>
+          <w:rtl w:val="0"/>
+        </w:rPr>
+        <w:tab/>
+      </w:r>
+      <w:r>
+        <w:rPr>
+          <w:b w:val="1"/>
+          <w:bCs w:val="1"/>
+          <w:rtl w:val="0"/>
+        </w:rPr>
+        <w:t xml:space="preserve">T3- </w:t>
+      </w:r>
+      <w:r>
+        <w:rPr>
+          <w:rtl w:val="0"/>
+        </w:rPr>
+        <w:t xml:space="preserve">editar informações.</w:t>
+      </w:r>
+    </w:p>
+    <w:p>
+      <w:pPr>
+        <w:jc w:val="left"/>
+        <w:rPr/>
+      </w:pPr>
+      <w:r>
+        <w:rPr>
+          <w:rtl w:val="0"/>
+        </w:rPr>
+        <w:tab/>
+      </w:r>
+      <w:r>
+        <w:rPr>
+          <w:b w:val="1"/>
+          <w:bCs w:val="1"/>
+          <w:rtl w:val="0"/>
+        </w:rPr>
+        <w:t xml:space="preserve">T4 -</w:t>
+      </w:r>
+      <w:r>
+        <w:rPr>
+          <w:rtl w:val="0"/>
+        </w:rPr>
+        <w:t xml:space="preserve"> arquivar usuário e informações.</w:t>
+      </w:r>
+    </w:p>
+    <w:p>
+      <w:pPr>
+        <w:jc w:val="left"/>
+        <w:rPr/>
+      </w:pPr>
+      <w:r>
+        <w:rPr>
+          <w:rtl w:val="0"/>
+        </w:rPr>
+        <w:tab/>
+      </w:r>
+      <w:r>
+        <w:rPr>
+          <w:b w:val="1"/>
+          <w:bCs w:val="1"/>
+          <w:rtl w:val="0"/>
+        </w:rPr>
+        <w:t xml:space="preserve">T5 - </w:t>
+      </w:r>
+      <w:r>
+        <w:rPr>
+          <w:rtl w:val="0"/>
+        </w:rPr>
+        <w:t xml:space="preserve">realizar login.</w:t>
+      </w:r>
+    </w:p>
+    <w:p>
+      <w:pPr>
+        <w:jc w:val="left"/>
+        <w:rPr/>
+      </w:pPr>
+      <w:r>
+        <w:rPr>
+          <w:rtl w:val="0"/>
+        </w:rPr>
+      </w:r>
+    </w:p>
+    <w:p>
+      <w:pPr>
+        <w:jc w:val="left"/>
+        <w:rPr/>
+      </w:pPr>
+      <w:r>
+        <w:rPr>
+          <w:b w:val="1"/>
+          <w:bCs w:val="1"/>
+          <w:rtl w:val="0"/>
+        </w:rPr>
+        <w:t xml:space="preserve">RF02 - </w:t>
+      </w:r>
+      <w:r>
+        <w:rPr>
+          <w:rtl w:val="0"/>
+        </w:rPr>
+        <w:t xml:space="preserve">Gerenciar agenda.</w:t>
+      </w:r>
+    </w:p>
+    <w:p>
+      <w:pPr>
+        <w:jc w:val="left"/>
+        <w:rPr/>
+      </w:pPr>
+      <w:r>
+        <w:rPr>
+          <w:rtl w:val="0"/>
+        </w:rPr>
+        <w:tab/>
+      </w:r>
+      <w:r>
+        <w:rPr>
+          <w:b w:val="1"/>
+          <w:bCs w:val="1"/>
+          <w:rtl w:val="0"/>
+        </w:rPr>
+        <w:t xml:space="preserve">T1 - </w:t>
+      </w:r>
+      <w:r>
+        <w:rPr>
+          <w:rtl w:val="0"/>
+        </w:rPr>
+        <w:t xml:space="preserve">criar horários e datas na agenda.</w:t>
+      </w:r>
+    </w:p>
+    <w:p>
+      <w:pPr>
+        <w:jc w:val="left"/>
+        <w:rPr/>
+      </w:pPr>
+      <w:r>
+        <w:rPr>
+          <w:rtl w:val="0"/>
+        </w:rPr>
+        <w:tab/>
+      </w:r>
+      <w:r>
+        <w:rPr>
+          <w:b w:val="1"/>
+          <w:bCs w:val="1"/>
+          <w:rtl w:val="0"/>
+        </w:rPr>
+        <w:t xml:space="preserve">T2 - </w:t>
+      </w:r>
+      <w:r>
+        <w:rPr>
+          <w:rtl w:val="0"/>
+        </w:rPr>
+        <w:t xml:space="preserve">visualizar horários e datas disponíveis.</w:t>
+      </w:r>
+    </w:p>
+    <w:p>
+      <w:pPr>
+        <w:jc w:val="left"/>
+        <w:rPr/>
+      </w:pPr>
+      <w:r>
+        <w:rPr>
+          <w:rtl w:val="0"/>
+        </w:rPr>
+        <w:tab/>
+      </w:r>
+      <w:r>
+        <w:rPr>
+          <w:b w:val="1"/>
+          <w:bCs w:val="1"/>
+          <w:rtl w:val="0"/>
+        </w:rPr>
+        <w:t xml:space="preserve">T3 - </w:t>
+      </w:r>
+      <w:r>
+        <w:rPr>
+          <w:rtl w:val="0"/>
+        </w:rPr>
+        <w:t xml:space="preserve">editar horários.</w:t>
+      </w:r>
+    </w:p>
+    <w:p>
+      <w:pPr>
+        <w:jc w:val="left"/>
+        <w:rPr/>
+      </w:pPr>
+      <w:r>
+        <w:rPr>
+          <w:rtl w:val="0"/>
+        </w:rPr>
+        <w:tab/>
+      </w:r>
+      <w:r>
+        <w:rPr>
+          <w:b w:val="1"/>
+          <w:bCs w:val="1"/>
+          <w:rtl w:val="0"/>
+        </w:rPr>
+        <w:t xml:space="preserve">T4 - </w:t>
+      </w:r>
+      <w:r>
+        <w:rPr>
+          <w:rtl w:val="0"/>
+        </w:rPr>
+        <w:t xml:space="preserve">agendar horários.</w:t>
+      </w:r>
+    </w:p>
+    <w:p>
+      <w:pPr>
+        <w:jc w:val="left"/>
+        <w:rPr/>
+      </w:pPr>
+      <w:r>
+        <w:rPr>
+          <w:rtl w:val="0"/>
+        </w:rPr>
+        <w:tab/>
+      </w:r>
+      <w:r>
+        <w:rPr>
+          <w:b w:val="1"/>
+          <w:bCs w:val="1"/>
+          <w:rtl w:val="0"/>
+        </w:rPr>
+        <w:t xml:space="preserve">T5 - </w:t>
+      </w:r>
+      <w:r>
+        <w:rPr>
+          <w:rtl w:val="0"/>
+        </w:rPr>
+        <w:t xml:space="preserve">desmarcar horário.</w:t>
+      </w:r>
+    </w:p>
+    <w:p>
+      <w:pPr>
+        <w:jc w:val="left"/>
+        <w:rPr/>
+      </w:pPr>
+      <w:r>
+        <w:rPr>
+          <w:rtl w:val="0"/>
+        </w:rPr>
+        <w:tab/>
+      </w:r>
+      <w:r>
+        <w:rPr>
+          <w:b w:val="1"/>
+          <w:bCs w:val="1"/>
+          <w:rtl w:val="0"/>
+        </w:rPr>
+        <w:t xml:space="preserve">T6 - </w:t>
+      </w:r>
+      <w:r>
+        <w:rPr>
+          <w:rtl w:val="0"/>
+        </w:rPr>
+        <w:t xml:space="preserve">mostrar serviços disponíveis e informações.</w:t>
+      </w:r>
+    </w:p>
+    <w:p>
+      <w:pPr>
+        <w:jc w:val="left"/>
+        <w:rPr/>
+      </w:pPr>
+      <w:r>
+        <w:rPr>
+          <w:rtl w:val="0"/>
+        </w:rPr>
+      </w:r>
+    </w:p>
+    <w:p>
+      <w:pPr>
+        <w:jc w:val="left"/>
+        <w:rPr/>
+      </w:pPr>
+      <w:r>
+        <w:rPr>
+          <w:b w:val="1"/>
+          <w:bCs w:val="1"/>
+          <w:rtl w:val="0"/>
+        </w:rPr>
+        <w:t xml:space="preserve">RF03 - </w:t>
+      </w:r>
+      <w:r>
+        <w:rPr>
+          <w:rtl w:val="0"/>
+        </w:rPr>
+        <w:t xml:space="preserve">Visualizar histórico de serviços realizados.</w:t>
+      </w:r>
+    </w:p>
+    <w:p>
+      <w:pPr>
+        <w:jc w:val="left"/>
+        <w:rPr/>
+      </w:pPr>
+      <w:r>
+        <w:rPr>
+          <w:rtl w:val="0"/>
+        </w:rPr>
+        <w:tab/>
+      </w:r>
+      <w:r>
+        <w:rPr>
+          <w:b w:val="1"/>
+          <w:bCs w:val="1"/>
+          <w:rtl w:val="0"/>
+        </w:rPr>
+        <w:t xml:space="preserve">T1 -</w:t>
+      </w:r>
+      <w:r>
+        <w:rPr>
+          <w:rtl w:val="0"/>
+        </w:rPr>
+        <w:t xml:space="preserve"> mostrar informações sobre quais serviços foram realizados.</w:t>
+      </w:r>
+    </w:p>
+    <w:p>
+      <w:pPr>
+        <w:jc w:val="left"/>
+        <w:rPr/>
+      </w:pPr>
+      <w:r>
+        <w:rPr>
+          <w:rtl w:val="0"/>
+        </w:rPr>
+        <w:tab/>
+      </w:r>
+      <w:r>
+        <w:rPr>
+          <w:b w:val="1"/>
+          <w:bCs w:val="1"/>
+          <w:rtl w:val="0"/>
+        </w:rPr>
+        <w:t xml:space="preserve">T2 - </w:t>
+      </w:r>
+      <w:r>
+        <w:rPr>
+          <w:rtl w:val="0"/>
+        </w:rPr>
+        <w:t xml:space="preserve">mostrar horário em que foi realizado.</w:t>
+      </w:r>
+    </w:p>
+    <w:p>
+      <w:pPr>
+        <w:jc w:val="left"/>
+        <w:rPr/>
+      </w:pPr>
+      <w:r>
+        <w:rPr>
+          <w:rtl w:val="0"/>
+        </w:rPr>
+        <w:tab/>
+      </w:r>
+      <w:r>
+        <w:rPr>
+          <w:b w:val="1"/>
+          <w:bCs w:val="1"/>
+          <w:rtl w:val="0"/>
+        </w:rPr>
+        <w:t xml:space="preserve">T3 - </w:t>
+      </w:r>
+      <w:r>
+        <w:rPr>
+          <w:rtl w:val="0"/>
+        </w:rPr>
+        <w:t xml:space="preserve">mostrar informações de quem realizou o serviço.</w:t>
+      </w:r>
+    </w:p>
+    <w:p>
+      <w:pPr>
+        <w:jc w:val="left"/>
+        <w:rPr/>
+      </w:pPr>
+      <w:r>
+        <w:rPr>
+          <w:rtl w:val="0"/>
+        </w:rPr>
+        <w:tab/>
+      </w:r>
+      <w:r>
+        <w:rPr>
+          <w:b w:val="1"/>
+          <w:bCs w:val="1"/>
+          <w:rtl w:val="0"/>
+        </w:rPr>
+        <w:t xml:space="preserve">T4 - </w:t>
+      </w:r>
+      <w:r>
+        <w:rPr>
+          <w:rtl w:val="0"/>
+        </w:rPr>
+        <w:t xml:space="preserve">mostrar informações sobre o cliente.</w:t>
+      </w:r>
+    </w:p>
+    <w:p>
+      <w:pPr>
+        <w:jc w:val="left"/>
+        <w:rPr/>
+      </w:pPr>
+      <w:r>
+        <w:rPr>
+          <w:rtl w:val="0"/>
+        </w:rPr>
+      </w:r>
+    </w:p>
+    <w:p>
+      <w:pPr>
+        <w:jc w:val="left"/>
+        <w:rPr/>
+      </w:pPr>
+      <w:r>
+        <w:rPr>
+          <w:rtl w:val="0"/>
+        </w:rPr>
+      </w:r>
+    </w:p>
+    <w:p>
+      <w:pPr>
+        <w:jc w:val="left"/>
+        <w:rPr>
+          <w:b w:val="1"/>
+          <w:bCs w:val="1"/>
+        </w:rPr>
+      </w:pPr>
+      <w:r>
+        <w:rPr>
+          <w:rtl w:val="0"/>
+        </w:rPr>
+        <w:tab/>
+        <w:tab/>
+        <w:tab/>
+      </w:r>
+      <w:r>
+        <w:rPr>
+          <w:b w:val="1"/>
+          <w:bCs w:val="1"/>
+          <w:rtl w:val="0"/>
+        </w:rPr>
+        <w:t xml:space="preserve">REQUISITOS NÃO FUNCIONAIS E TAREFAS.</w:t>
+      </w:r>
+    </w:p>
+    <w:p>
+      <w:pPr>
+        <w:jc w:val="left"/>
+        <w:rPr>
+          <w:b w:val="1"/>
+          <w:bCs w:val="1"/>
+        </w:rPr>
+      </w:pPr>
+      <w:r>
+        <w:rPr>
+          <w:rtl w:val="0"/>
+        </w:rPr>
+      </w:r>
+    </w:p>
+    <w:p>
+      <w:pPr>
+        <w:jc w:val="left"/>
+        <w:rPr/>
+      </w:pPr>
+      <w:r>
+        <w:rPr>
+          <w:b w:val="1"/>
+          <w:bCs w:val="1"/>
+          <w:rtl w:val="0"/>
+        </w:rPr>
+        <w:t xml:space="preserve">RNF01 - </w:t>
+      </w:r>
+      <w:r>
+        <w:rPr>
+          <w:rtl w:val="0"/>
+        </w:rPr>
+        <w:t xml:space="preserve">Segurança.</w:t>
+      </w:r>
+    </w:p>
+    <w:p>
+      <w:pPr>
+        <w:jc w:val="left"/>
+        <w:rPr/>
+      </w:pPr>
+      <w:r>
+        <w:rPr>
+          <w:rtl w:val="0"/>
+        </w:rPr>
+        <w:tab/>
+      </w:r>
+      <w:r>
+        <w:rPr>
+          <w:b w:val="1"/>
+          <w:bCs w:val="1"/>
+          <w:rtl w:val="0"/>
+        </w:rPr>
+        <w:t xml:space="preserve">T1 - </w:t>
+      </w:r>
+      <w:r>
+        <w:rPr>
+          <w:rtl w:val="0"/>
+        </w:rPr>
+        <w:t xml:space="preserve">O sistema deve possuir uma hierarquia de usuário (Dono e cliente).</w:t>
+      </w:r>
+    </w:p>
+    <w:p>
+      <w:pPr>
+        <w:jc w:val="left"/>
+        <w:rPr/>
+      </w:pPr>
+      <w:r>
+        <w:rPr>
+          <w:rtl w:val="0"/>
+        </w:rPr>
+        <w:tab/>
+      </w:r>
+      <w:r>
+        <w:rPr>
+          <w:b w:val="1"/>
+          <w:bCs w:val="1"/>
+          <w:rtl w:val="0"/>
+        </w:rPr>
+        <w:t xml:space="preserve">T2 - </w:t>
+      </w:r>
+      <w:r>
+        <w:rPr>
+          <w:rtl w:val="0"/>
+        </w:rPr>
+        <w:t xml:space="preserve">O sistema deve exigir login para realizar as ações dentro dele.</w:t>
+      </w:r>
+    </w:p>
+    <w:p>
+      <w:pPr>
+        <w:jc w:val="left"/>
+        <w:rPr/>
+      </w:pPr>
+      <w:r>
+        <w:rPr>
+          <w:rtl w:val="0"/>
+        </w:rPr>
+        <w:tab/>
+      </w:r>
+      <w:r>
+        <w:rPr>
+          <w:b w:val="1"/>
+          <w:bCs w:val="1"/>
+          <w:rtl w:val="0"/>
+        </w:rPr>
+        <w:t xml:space="preserve">T3 - </w:t>
+      </w:r>
+      <w:r>
+        <w:rPr>
+          <w:rtl w:val="0"/>
+        </w:rPr>
+        <w:t xml:space="preserve">Caso possua BD criptografar os dados para maior segurança.</w:t>
+      </w:r>
+    </w:p>
+    <w:p>
+      <w:pPr>
+        <w:jc w:val="left"/>
+        <w:rPr/>
+      </w:pPr>
+      <w:r>
+        <w:rPr>
+          <w:rtl w:val="0"/>
+        </w:rPr>
+      </w:r>
+    </w:p>
+    <w:p>
+      <w:pPr>
+        <w:jc w:val="left"/>
+        <w:rPr/>
+      </w:pPr>
+      <w:r>
+        <w:rPr>
+          <w:b w:val="1"/>
+          <w:bCs w:val="1"/>
+          <w:rtl w:val="0"/>
+        </w:rPr>
+        <w:t xml:space="preserve">RNF02 - </w:t>
+      </w:r>
+      <w:r>
+        <w:rPr>
+          <w:rtl w:val="0"/>
+        </w:rPr>
+        <w:t xml:space="preserve">Usabilidade.</w:t>
+      </w:r>
+    </w:p>
+    <w:p>
+      <w:pPr>
+        <w:jc w:val="left"/>
+        <w:rPr/>
+      </w:pPr>
+      <w:r>
+        <w:rPr>
+          <w:rtl w:val="0"/>
+        </w:rPr>
+        <w:tab/>
+      </w:r>
+      <w:r>
+        <w:rPr>
+          <w:b w:val="1"/>
+          <w:bCs w:val="1"/>
+          <w:rtl w:val="0"/>
+        </w:rPr>
+        <w:t xml:space="preserve">T1 - </w:t>
+      </w:r>
+      <w:r>
+        <w:rPr>
+          <w:rtl w:val="0"/>
+        </w:rPr>
+        <w:t xml:space="preserve">O sistema deve ter uma interface com informações claras e diretas.</w:t>
+      </w:r>
+    </w:p>
+    <w:p>
+      <w:pPr>
+        <w:jc w:val="left"/>
+        <w:rPr/>
+      </w:pPr>
+      <w:r>
+        <w:rPr>
+          <w:rtl w:val="0"/>
+        </w:rPr>
+        <w:tab/>
+      </w:r>
+      <w:r>
+        <w:rPr>
+          <w:b w:val="1"/>
+          <w:bCs w:val="1"/>
+          <w:rtl w:val="0"/>
+        </w:rPr>
+        <w:t xml:space="preserve">T2 - </w:t>
+      </w:r>
+      <w:r>
+        <w:rPr>
+          <w:rtl w:val="0"/>
+        </w:rPr>
+        <w:t xml:space="preserve">O sistema deve indicar em que parte ele está (login,cadastro, etc).</w:t>
+      </w:r>
+    </w:p>
+    <w:p>
+      <w:pPr>
+        <w:jc w:val="left"/>
+        <w:rPr/>
+      </w:pPr>
+      <w:r>
+        <w:rPr>
+          <w:rtl w:val="0"/>
+        </w:rPr>
+        <w:tab/>
+      </w:r>
+      <w:r>
+        <w:rPr>
+          <w:b w:val="1"/>
+          <w:bCs w:val="1"/>
+          <w:rtl w:val="0"/>
+        </w:rPr>
+        <w:t xml:space="preserve">T3 - </w:t>
+      </w:r>
+      <w:r>
+        <w:rPr>
+          <w:rtl w:val="0"/>
+        </w:rPr>
+        <w:t xml:space="preserve">As atualizações da agenda feita pelo adm deve aparecer para os clientes.</w:t>
+      </w:r>
+    </w:p>
+    <w:p>
+      <w:pPr>
+        <w:jc w:val="left"/>
+        <w:rPr/>
+      </w:pPr>
+      <w:r>
+        <w:rPr>
+          <w:rtl w:val="0"/>
+        </w:rPr>
+      </w:r>
+    </w:p>
+    <w:p>
+      <w:pPr>
+        <w:jc w:val="left"/>
+        <w:rPr/>
+      </w:pPr>
+      <w:r>
+        <w:rPr>
+          <w:b w:val="1"/>
+          <w:bCs w:val="1"/>
+          <w:rtl w:val="0"/>
+        </w:rPr>
+        <w:t xml:space="preserve">RNF03 - </w:t>
+      </w:r>
+      <w:r>
+        <w:rPr>
+          <w:rtl w:val="0"/>
+        </w:rPr>
+        <w:t xml:space="preserve">Armazenar dados.</w:t>
       </w:r>
     </w:p>
     <w:p>
       <w:pPr>
         <w:ind w:left="0" w:firstLine="0"/>
-        <w:jc w:val="both"/>
-        <w:rPr/>
-      </w:pPr>
-      <w:r>
-        <w:rPr>
-          <w:b w:val="1"/>
-          <w:bCs w:val="1"/>
-          <w:rtl w:val="0"/>
-        </w:rPr>
-        <w:t xml:space="preserve">US04 - </w:t>
-      </w:r>
-      <w:r>
-        <w:rPr>
-          <w:rtl w:val="0"/>
-        </w:rPr>
-        <w:t xml:space="preserve">Como dono eu quero poder cadastrar no sistema novos serviços junto com informações como seus valores.</w:t>
-      </w:r>
-    </w:p>
-    <w:p>
-      <w:pPr>
-        <w:jc w:val="left"/>
-        <w:rPr/>
-      </w:pPr>
-      <w:r>
-        <w:rPr>
-          <w:b w:val="1"/>
-          <w:bCs w:val="1"/>
-          <w:rtl w:val="0"/>
-        </w:rPr>
-        <w:t xml:space="preserve">US05 - </w:t>
-      </w:r>
-      <w:r>
-        <w:rPr>
-          <w:rtl w:val="0"/>
-        </w:rPr>
-        <w:t xml:space="preserve">Como cliente eu quero poder me cadastrar para poder manter meus dados salvos.</w:t>
-      </w:r>
-    </w:p>
-    <w:p>
-      <w:pPr>
-        <w:rPr/>
-      </w:pPr>
-      <w:r>
-        <w:rPr>
-          <w:b w:val="1"/>
-          <w:bCs w:val="1"/>
-          <w:rtl w:val="0"/>
-        </w:rPr>
-        <w:t xml:space="preserve">US06 - </w:t>
-      </w:r>
-      <w:r>
-        <w:rPr>
-          <w:rtl w:val="0"/>
-        </w:rPr>
-        <w:t xml:space="preserve">Como cliente eu quero poder visualizar as datas e horários disponíveis para agendamento para eu poder me programar.</w:t>
-      </w:r>
-    </w:p>
-    <w:p>
-      <w:pPr>
-        <w:jc w:val="left"/>
-        <w:rPr/>
-      </w:pPr>
-      <w:r>
-        <w:rPr>
-          <w:b w:val="1"/>
-          <w:bCs w:val="1"/>
-          <w:rtl w:val="0"/>
-        </w:rPr>
-        <w:t xml:space="preserve">US07  - </w:t>
-      </w:r>
-      <w:r>
-        <w:rPr>
-          <w:rtl w:val="0"/>
-        </w:rPr>
-        <w:t xml:space="preserve">Como cliente eu quero poder marcar para cortar meu cabelo com praticidade assim como desmarcar também.</w:t>
-      </w:r>
-    </w:p>
-    <w:p>
-      <w:pPr>
-        <w:jc w:val="left"/>
-        <w:rPr/>
-      </w:pPr>
-      <w:r>
-        <w:rPr>
-          <w:rtl w:val="0"/>
-        </w:rPr>
-      </w:r>
-    </w:p>
-    <w:p>
-      <w:pPr>
-        <w:jc w:val="left"/>
-        <w:rPr>
-          <w:b w:val="1"/>
-          <w:bCs w:val="1"/>
-        </w:rPr>
-      </w:pPr>
-      <w:r>
-        <w:rPr>
-          <w:rtl w:val="0"/>
-        </w:rPr>
-        <w:tab/>
-        <w:tab/>
-        <w:tab/>
-        <w:tab/>
-      </w:r>
-      <w:r>
-        <w:rPr>
-          <w:b w:val="1"/>
-          <w:bCs w:val="1"/>
-          <w:rtl w:val="0"/>
-        </w:rPr>
-        <w:t xml:space="preserve">REQUISITOS FUNCIONAIS E TAREFAS.</w:t>
-      </w:r>
-    </w:p>
-    <w:p>
-      <w:pPr>
-        <w:jc w:val="left"/>
-        <w:rPr>
-          <w:b w:val="1"/>
-          <w:bCs w:val="1"/>
-        </w:rPr>
-      </w:pPr>
-      <w:r>
-        <w:rPr>
-          <w:rtl w:val="0"/>
-        </w:rPr>
-      </w:r>
-    </w:p>
-    <w:p>
-      <w:pPr>
-        <w:jc w:val="left"/>
-        <w:rPr/>
-      </w:pPr>
-      <w:r>
-        <w:rPr>
-          <w:b w:val="1"/>
-          <w:bCs w:val="1"/>
-          <w:rtl w:val="0"/>
-        </w:rPr>
-        <w:t xml:space="preserve">RF01 - </w:t>
-      </w:r>
-      <w:r>
-        <w:rPr>
-          <w:rtl w:val="0"/>
-        </w:rPr>
-        <w:t xml:space="preserve">Gerenciar usuários:</w:t>
-      </w:r>
-    </w:p>
-    <w:p>
-      <w:pPr>
-        <w:jc w:val="left"/>
-        <w:rPr/>
-      </w:pPr>
-      <w:r>
-        <w:rPr>
-          <w:rtl w:val="0"/>
-        </w:rPr>
-        <w:tab/>
-      </w:r>
-      <w:r>
-        <w:rPr>
-          <w:b w:val="1"/>
-          <w:bCs w:val="1"/>
-          <w:rtl w:val="0"/>
-        </w:rPr>
-        <w:t xml:space="preserve">T1 - </w:t>
-      </w:r>
-      <w:r>
-        <w:rPr>
-          <w:rtl w:val="0"/>
-        </w:rPr>
-        <w:t xml:space="preserve">criar login e senha de usuários.</w:t>
-      </w:r>
-    </w:p>
-    <w:p>
-      <w:pPr>
-        <w:jc w:val="left"/>
-        <w:rPr/>
-      </w:pPr>
-      <w:r>
-        <w:rPr>
-          <w:rtl w:val="0"/>
-        </w:rPr>
-        <w:tab/>
-      </w:r>
-      <w:r>
-        <w:rPr>
-          <w:b w:val="1"/>
-          <w:bCs w:val="1"/>
-          <w:rtl w:val="0"/>
-        </w:rPr>
-        <w:t xml:space="preserve">T2 - </w:t>
-      </w:r>
-      <w:r>
-        <w:rPr>
-          <w:rtl w:val="0"/>
-        </w:rPr>
-        <w:t xml:space="preserve">pedir informações básicas (nome, telefone, email e data de nascimento)</w:t>
-      </w:r>
-    </w:p>
-    <w:p>
-      <w:pPr>
-        <w:jc w:val="left"/>
-        <w:rPr/>
-      </w:pPr>
-      <w:r>
-        <w:rPr>
-          <w:rtl w:val="0"/>
-        </w:rPr>
-        <w:tab/>
-      </w:r>
-      <w:r>
-        <w:rPr>
-          <w:b w:val="1"/>
-          <w:bCs w:val="1"/>
-          <w:rtl w:val="0"/>
-        </w:rPr>
-        <w:t xml:space="preserve">T3- </w:t>
-      </w:r>
-      <w:r>
-        <w:rPr>
-          <w:rtl w:val="0"/>
-        </w:rPr>
-        <w:t xml:space="preserve">editar informações.</w:t>
-      </w:r>
-    </w:p>
-    <w:p>
-      <w:pPr>
-        <w:jc w:val="left"/>
-        <w:rPr/>
-      </w:pPr>
-      <w:r>
-        <w:rPr>
-          <w:rtl w:val="0"/>
-        </w:rPr>
-        <w:tab/>
-      </w:r>
-      <w:r>
-        <w:rPr>
-          <w:b w:val="1"/>
-          <w:bCs w:val="1"/>
-          <w:rtl w:val="0"/>
-        </w:rPr>
-        <w:t xml:space="preserve">T4 -</w:t>
-      </w:r>
-      <w:r>
-        <w:rPr>
-          <w:rtl w:val="0"/>
-        </w:rPr>
-        <w:t xml:space="preserve"> arquivar usuário e informações.</w:t>
-      </w:r>
-    </w:p>
-    <w:p>
-      <w:pPr>
-        <w:jc w:val="left"/>
-        <w:rPr/>
-      </w:pPr>
-      <w:r>
-        <w:rPr>
-          <w:rtl w:val="0"/>
-        </w:rPr>
-        <w:tab/>
-      </w:r>
-      <w:r>
-        <w:rPr>
-          <w:b w:val="1"/>
-          <w:bCs w:val="1"/>
-          <w:rtl w:val="0"/>
-        </w:rPr>
-        <w:t xml:space="preserve">T5 - </w:t>
-      </w:r>
-      <w:r>
-        <w:rPr>
-          <w:rtl w:val="0"/>
-        </w:rPr>
-        <w:t xml:space="preserve">realizar login.</w:t>
-      </w:r>
-    </w:p>
-    <w:p>
-      <w:pPr>
-        <w:jc w:val="left"/>
-        <w:rPr/>
-      </w:pPr>
-      <w:r>
-        <w:rPr>
-          <w:rtl w:val="0"/>
-        </w:rPr>
-      </w:r>
-    </w:p>
-    <w:p>
-      <w:pPr>
-        <w:jc w:val="left"/>
-        <w:rPr/>
-      </w:pPr>
-      <w:r>
-        <w:rPr>
-          <w:b w:val="1"/>
-          <w:bCs w:val="1"/>
-          <w:rtl w:val="0"/>
-        </w:rPr>
-        <w:t xml:space="preserve">RF02 - </w:t>
-      </w:r>
-      <w:r>
-        <w:rPr>
-          <w:rtl w:val="0"/>
-        </w:rPr>
-        <w:t xml:space="preserve">Gerenciar agenda.</w:t>
-      </w:r>
-    </w:p>
-    <w:p>
-      <w:pPr>
-        <w:jc w:val="left"/>
-        <w:rPr/>
-      </w:pPr>
-      <w:r>
-        <w:rPr>
-          <w:rtl w:val="0"/>
-        </w:rPr>
-        <w:tab/>
-      </w:r>
-      <w:r>
-        <w:rPr>
-          <w:b w:val="1"/>
-          <w:bCs w:val="1"/>
-          <w:rtl w:val="0"/>
-        </w:rPr>
-        <w:t xml:space="preserve">T1 - </w:t>
-      </w:r>
-      <w:r>
-        <w:rPr>
-          <w:rtl w:val="0"/>
-        </w:rPr>
-        <w:t xml:space="preserve">criar horários e datas na agenda.</w:t>
-      </w:r>
-    </w:p>
-    <w:p>
-      <w:pPr>
-        <w:jc w:val="left"/>
-        <w:rPr/>
-      </w:pPr>
-      <w:r>
-        <w:rPr>
-          <w:rtl w:val="0"/>
-        </w:rPr>
-        <w:tab/>
-      </w:r>
-      <w:r>
-        <w:rPr>
-          <w:b w:val="1"/>
-          <w:bCs w:val="1"/>
-          <w:rtl w:val="0"/>
-        </w:rPr>
-        <w:t xml:space="preserve">T2 - </w:t>
-      </w:r>
-      <w:r>
-        <w:rPr>
-          <w:rtl w:val="0"/>
-        </w:rPr>
-        <w:t xml:space="preserve">visualizar horários e datas disponíveis.</w:t>
-      </w:r>
-    </w:p>
-    <w:p>
-      <w:pPr>
-        <w:jc w:val="left"/>
-        <w:rPr/>
-      </w:pPr>
-      <w:r>
-        <w:rPr>
-          <w:rtl w:val="0"/>
-        </w:rPr>
-        <w:tab/>
-      </w:r>
-      <w:r>
-        <w:rPr>
-          <w:b w:val="1"/>
-          <w:bCs w:val="1"/>
-          <w:rtl w:val="0"/>
-        </w:rPr>
-        <w:t xml:space="preserve">T3 - </w:t>
-      </w:r>
-      <w:r>
-        <w:rPr>
-          <w:rtl w:val="0"/>
-        </w:rPr>
-        <w:t xml:space="preserve">editar horários.</w:t>
-      </w:r>
-    </w:p>
-    <w:p>
-      <w:pPr>
-        <w:jc w:val="left"/>
-        <w:rPr/>
-      </w:pPr>
-      <w:r>
-        <w:rPr>
-          <w:rtl w:val="0"/>
-        </w:rPr>
-        <w:tab/>
-      </w:r>
-      <w:r>
-        <w:rPr>
-          <w:b w:val="1"/>
-          <w:bCs w:val="1"/>
-          <w:rtl w:val="0"/>
-        </w:rPr>
-        <w:t xml:space="preserve">T4 - </w:t>
-      </w:r>
-      <w:r>
-        <w:rPr>
-          <w:rtl w:val="0"/>
-        </w:rPr>
-        <w:t xml:space="preserve">agendar horários.</w:t>
-      </w:r>
-    </w:p>
-    <w:p>
-      <w:pPr>
-        <w:jc w:val="left"/>
-        <w:rPr/>
-      </w:pPr>
-      <w:r>
-        <w:rPr>
-          <w:rtl w:val="0"/>
-        </w:rPr>
-        <w:tab/>
-      </w:r>
-      <w:r>
-        <w:rPr>
-          <w:b w:val="1"/>
-          <w:bCs w:val="1"/>
-          <w:rtl w:val="0"/>
-        </w:rPr>
-        <w:t xml:space="preserve">T5 - </w:t>
-      </w:r>
-      <w:r>
-        <w:rPr>
-          <w:rtl w:val="0"/>
-        </w:rPr>
-        <w:t xml:space="preserve">desmarcar horário.</w:t>
-      </w:r>
-    </w:p>
-    <w:p>
-      <w:pPr>
-        <w:jc w:val="left"/>
-        <w:rPr/>
-      </w:pPr>
-      <w:r>
-        <w:rPr>
-          <w:rtl w:val="0"/>
-        </w:rPr>
-        <w:tab/>
-      </w:r>
-      <w:r>
-        <w:rPr>
-          <w:b w:val="1"/>
-          <w:bCs w:val="1"/>
-          <w:rtl w:val="0"/>
-        </w:rPr>
-        <w:t xml:space="preserve">T6 - </w:t>
-      </w:r>
-      <w:r>
-        <w:rPr>
-          <w:rtl w:val="0"/>
-        </w:rPr>
-        <w:t xml:space="preserve">mostrar serviços disponíveis e informações.</w:t>
-      </w:r>
-    </w:p>
-    <w:p>
-      <w:pPr>
-        <w:jc w:val="left"/>
-        <w:rPr/>
-      </w:pPr>
-      <w:r>
-        <w:rPr>
-          <w:rtl w:val="0"/>
-        </w:rPr>
-      </w:r>
-    </w:p>
-    <w:p>
-      <w:pPr>
-        <w:jc w:val="left"/>
-        <w:rPr/>
-      </w:pPr>
-      <w:r>
-        <w:rPr>
-          <w:b w:val="1"/>
-          <w:bCs w:val="1"/>
-          <w:rtl w:val="0"/>
-        </w:rPr>
-        <w:t xml:space="preserve">RF03 - </w:t>
-      </w:r>
-      <w:r>
-        <w:rPr>
-          <w:rtl w:val="0"/>
-        </w:rPr>
-        <w:t xml:space="preserve"> Visualizar estoque.</w:t>
-      </w:r>
-    </w:p>
-    <w:p>
-      <w:pPr>
-        <w:jc w:val="left"/>
-        <w:rPr/>
-      </w:pPr>
-      <w:r>
-        <w:rPr>
-          <w:rtl w:val="0"/>
-        </w:rPr>
-        <w:tab/>
-      </w:r>
-      <w:r>
-        <w:rPr>
-          <w:b w:val="1"/>
-          <w:bCs w:val="1"/>
-          <w:rtl w:val="0"/>
-        </w:rPr>
-        <w:t xml:space="preserve">T1 - </w:t>
-      </w:r>
-      <w:r>
-        <w:rPr>
-          <w:rtl w:val="0"/>
-        </w:rPr>
-        <w:t xml:space="preserve">acessar estoque.</w:t>
-      </w:r>
-    </w:p>
-    <w:p>
-      <w:pPr>
-        <w:jc w:val="left"/>
-        <w:rPr/>
-      </w:pPr>
-      <w:r>
-        <w:rPr>
-          <w:rtl w:val="0"/>
-        </w:rPr>
-        <w:tab/>
-      </w:r>
-      <w:r>
-        <w:rPr>
-          <w:b w:val="1"/>
-          <w:bCs w:val="1"/>
-          <w:rtl w:val="0"/>
-        </w:rPr>
-        <w:t xml:space="preserve">T2 - </w:t>
-      </w:r>
-      <w:r>
-        <w:rPr>
-          <w:rtl w:val="0"/>
-        </w:rPr>
-        <w:t xml:space="preserve">editar estoque.</w:t>
-      </w:r>
-    </w:p>
-    <w:p>
-      <w:pPr>
-        <w:jc w:val="left"/>
-        <w:rPr/>
-      </w:pPr>
-      <w:r>
-        <w:rPr>
-          <w:rtl w:val="0"/>
-        </w:rPr>
-        <w:tab/>
-      </w:r>
-      <w:r>
-        <w:rPr>
-          <w:b w:val="1"/>
-          <w:bCs w:val="1"/>
-          <w:rtl w:val="0"/>
-        </w:rPr>
-        <w:t xml:space="preserve">T3 - </w:t>
-      </w:r>
-      <w:r>
-        <w:rPr>
-          <w:rtl w:val="0"/>
-        </w:rPr>
-        <w:t xml:space="preserve">cadastrar produto.</w:t>
-      </w:r>
-    </w:p>
-    <w:p>
-      <w:pPr>
-        <w:jc w:val="left"/>
-        <w:rPr/>
-      </w:pPr>
-      <w:r>
-        <w:rPr>
-          <w:rtl w:val="0"/>
-        </w:rPr>
-        <w:tab/>
-      </w:r>
-      <w:r>
-        <w:rPr>
-          <w:b w:val="1"/>
-          <w:bCs w:val="1"/>
-          <w:rtl w:val="0"/>
-        </w:rPr>
-        <w:t xml:space="preserve">T4 - </w:t>
-      </w:r>
-      <w:r>
-        <w:rPr>
-          <w:rtl w:val="0"/>
-        </w:rPr>
-        <w:t xml:space="preserve">visualizar as informações de produtos</w:t>
-      </w:r>
-    </w:p>
-    <w:p>
-      <w:pPr>
-        <w:jc w:val="left"/>
-        <w:rPr/>
-      </w:pPr>
-      <w:r>
-        <w:rPr>
-          <w:rtl w:val="0"/>
-        </w:rPr>
-      </w:r>
-    </w:p>
-    <w:p>
-      <w:pPr>
-        <w:jc w:val="left"/>
-        <w:rPr/>
-      </w:pPr>
-      <w:r>
-        <w:rPr>
-          <w:b w:val="1"/>
-          <w:bCs w:val="1"/>
-          <w:rtl w:val="0"/>
-        </w:rPr>
-        <w:t xml:space="preserve">RF04 - </w:t>
-      </w:r>
-      <w:r>
-        <w:rPr>
-          <w:rtl w:val="0"/>
-        </w:rPr>
-        <w:t xml:space="preserve">Visualizar histórico de serviços realizados.</w:t>
-      </w:r>
-    </w:p>
-    <w:p>
-      <w:pPr>
-        <w:jc w:val="left"/>
-        <w:rPr/>
-      </w:pPr>
-      <w:r>
-        <w:rPr>
-          <w:rtl w:val="0"/>
-        </w:rPr>
-        <w:tab/>
-      </w:r>
-      <w:r>
-        <w:rPr>
-          <w:b w:val="1"/>
-          <w:bCs w:val="1"/>
-          <w:rtl w:val="0"/>
-        </w:rPr>
-        <w:t xml:space="preserve">T1 -</w:t>
-      </w:r>
-      <w:r>
-        <w:rPr>
-          <w:rtl w:val="0"/>
-        </w:rPr>
-        <w:t xml:space="preserve"> mostrar informações sobre quais serviços foram realizados.</w:t>
-      </w:r>
-    </w:p>
-    <w:p>
-      <w:pPr>
-        <w:jc w:val="left"/>
-        <w:rPr/>
-      </w:pPr>
-      <w:r>
-        <w:rPr>
-          <w:rtl w:val="0"/>
-        </w:rPr>
-        <w:tab/>
-      </w:r>
-      <w:r>
-        <w:rPr>
-          <w:b w:val="1"/>
-          <w:bCs w:val="1"/>
-          <w:rtl w:val="0"/>
-        </w:rPr>
-        <w:t xml:space="preserve">T2 - </w:t>
-      </w:r>
-      <w:r>
-        <w:rPr>
-          <w:rtl w:val="0"/>
-        </w:rPr>
-        <w:t xml:space="preserve">mostrar horário em que foi realizado.</w:t>
-      </w:r>
-    </w:p>
-    <w:p>
-      <w:pPr>
-        <w:jc w:val="left"/>
-        <w:rPr/>
-      </w:pPr>
-      <w:r>
-        <w:rPr>
-          <w:rtl w:val="0"/>
-        </w:rPr>
-        <w:tab/>
-      </w:r>
-      <w:r>
-        <w:rPr>
-          <w:b w:val="1"/>
-          <w:bCs w:val="1"/>
-          <w:rtl w:val="0"/>
-        </w:rPr>
-        <w:t xml:space="preserve">T3 - </w:t>
-      </w:r>
-      <w:r>
-        <w:rPr>
-          <w:rtl w:val="0"/>
-        </w:rPr>
-        <w:t xml:space="preserve">mostrar informações de quem realizou o serviço.</w:t>
-      </w:r>
-    </w:p>
-    <w:p>
-      <w:pPr>
-        <w:jc w:val="left"/>
-        <w:rPr/>
-      </w:pPr>
-      <w:r>
-        <w:rPr>
-          <w:rtl w:val="0"/>
-        </w:rPr>
-        <w:tab/>
-      </w:r>
-      <w:r>
-        <w:rPr>
-          <w:b w:val="1"/>
-          <w:bCs w:val="1"/>
-          <w:rtl w:val="0"/>
-        </w:rPr>
-        <w:t xml:space="preserve">T4 - </w:t>
-      </w:r>
-      <w:r>
-        <w:rPr>
-          <w:rtl w:val="0"/>
-        </w:rPr>
-        <w:t xml:space="preserve">mostrar informações sobre o cliente.</w:t>
-      </w:r>
-    </w:p>
-    <w:p>
-      <w:pPr>
-        <w:jc w:val="left"/>
-        <w:rPr/>
-      </w:pPr>
-      <w:r>
-        <w:rPr>
-          <w:rtl w:val="0"/>
-        </w:rPr>
-      </w:r>
-    </w:p>
-    <w:p>
-      <w:pPr>
-        <w:jc w:val="left"/>
-        <w:rPr/>
-      </w:pPr>
-      <w:r>
-        <w:rPr>
-          <w:rtl w:val="0"/>
-        </w:rPr>
-      </w:r>
-    </w:p>
-    <w:p>
-      <w:pPr>
-        <w:jc w:val="left"/>
-        <w:rPr>
-          <w:b w:val="1"/>
-          <w:bCs w:val="1"/>
-        </w:rPr>
-      </w:pPr>
-      <w:r>
-        <w:rPr>
-          <w:rtl w:val="0"/>
-        </w:rPr>
-        <w:tab/>
-        <w:tab/>
-        <w:tab/>
-      </w:r>
-      <w:r>
-        <w:rPr>
-          <w:b w:val="1"/>
-          <w:bCs w:val="1"/>
-          <w:rtl w:val="0"/>
-        </w:rPr>
-        <w:t xml:space="preserve">REQUISITOS NÃO FUNCIONAIS E TAREFAS.</w:t>
-      </w:r>
-    </w:p>
-    <w:p>
-      <w:pPr>
-        <w:jc w:val="left"/>
-        <w:rPr>
-          <w:b w:val="1"/>
-          <w:bCs w:val="1"/>
-        </w:rPr>
-      </w:pPr>
-      <w:r>
-        <w:rPr>
-          <w:rtl w:val="0"/>
-        </w:rPr>
-      </w:r>
-    </w:p>
-    <w:p>
-      <w:pPr>
-        <w:jc w:val="left"/>
-        <w:rPr/>
-      </w:pPr>
-      <w:r>
-        <w:rPr>
-          <w:b w:val="1"/>
-          <w:bCs w:val="1"/>
-          <w:rtl w:val="0"/>
-        </w:rPr>
-        <w:t xml:space="preserve">RNF01 - </w:t>
-      </w:r>
-      <w:r>
-        <w:rPr>
-          <w:rtl w:val="0"/>
-        </w:rPr>
-        <w:t xml:space="preserve">Segurança.</w:t>
-      </w:r>
-    </w:p>
-    <w:p>
-      <w:pPr>
-        <w:jc w:val="left"/>
-        <w:rPr/>
-      </w:pPr>
-      <w:r>
-        <w:rPr>
-          <w:rtl w:val="0"/>
-        </w:rPr>
-        <w:tab/>
-      </w:r>
-      <w:r>
-        <w:rPr>
-          <w:b w:val="1"/>
-          <w:bCs w:val="1"/>
-          <w:rtl w:val="0"/>
-        </w:rPr>
-        <w:t xml:space="preserve">T1 - </w:t>
-      </w:r>
-      <w:r>
-        <w:rPr>
-          <w:rtl w:val="0"/>
-        </w:rPr>
-        <w:t xml:space="preserve">O sistema deve possuir uma hierarquia de usuário (Dono e cliente).</w:t>
-      </w:r>
-    </w:p>
-    <w:p>
-      <w:pPr>
-        <w:jc w:val="left"/>
-        <w:rPr/>
-      </w:pPr>
-      <w:r>
-        <w:rPr>
-          <w:rtl w:val="0"/>
-        </w:rPr>
-        <w:tab/>
-      </w:r>
-      <w:r>
-        <w:rPr>
-          <w:b w:val="1"/>
-          <w:bCs w:val="1"/>
-          <w:rtl w:val="0"/>
-        </w:rPr>
-        <w:t xml:space="preserve">T2 - </w:t>
-      </w:r>
-      <w:r>
-        <w:rPr>
-          <w:rtl w:val="0"/>
-        </w:rPr>
-        <w:t xml:space="preserve">O sistema deve exigir login para realizar as ações dentro dele.</w:t>
-      </w:r>
-    </w:p>
-    <w:p>
-      <w:pPr>
-        <w:jc w:val="left"/>
-        <w:rPr/>
-      </w:pPr>
-      <w:r>
-        <w:rPr>
-          <w:rtl w:val="0"/>
-        </w:rPr>
-        <w:tab/>
-      </w:r>
-      <w:r>
-        <w:rPr>
-          <w:b w:val="1"/>
-          <w:bCs w:val="1"/>
-          <w:rtl w:val="0"/>
-        </w:rPr>
-        <w:t xml:space="preserve">T3 - </w:t>
-      </w:r>
-      <w:r>
-        <w:rPr>
-          <w:rtl w:val="0"/>
-        </w:rPr>
-        <w:t xml:space="preserve">Caso possua BD criptografar os dados para maior segurança.</w:t>
-      </w:r>
-    </w:p>
-    <w:p>
-      <w:pPr>
-        <w:jc w:val="left"/>
-        <w:rPr/>
-      </w:pPr>
-      <w:r>
-        <w:rPr>
-          <w:rtl w:val="0"/>
-        </w:rPr>
-      </w:r>
-    </w:p>
-    <w:p>
-      <w:pPr>
-        <w:jc w:val="left"/>
-        <w:rPr/>
-      </w:pPr>
-      <w:r>
-        <w:rPr>
-          <w:b w:val="1"/>
-          <w:bCs w:val="1"/>
-          <w:rtl w:val="0"/>
-        </w:rPr>
-        <w:t xml:space="preserve">RNF02 - </w:t>
-      </w:r>
-      <w:r>
-        <w:rPr>
-          <w:rtl w:val="0"/>
-        </w:rPr>
-        <w:t xml:space="preserve">Usabilidade.</w:t>
-      </w:r>
-    </w:p>
-    <w:p>
-      <w:pPr>
-        <w:jc w:val="left"/>
-        <w:rPr/>
-      </w:pPr>
-      <w:r>
-        <w:rPr>
-          <w:rtl w:val="0"/>
-        </w:rPr>
-        <w:tab/>
-      </w:r>
-      <w:r>
-        <w:rPr>
-          <w:b w:val="1"/>
-          <w:bCs w:val="1"/>
-          <w:rtl w:val="0"/>
-        </w:rPr>
-        <w:t xml:space="preserve">T1 - </w:t>
-      </w:r>
-      <w:r>
-        <w:rPr>
-          <w:rtl w:val="0"/>
-        </w:rPr>
-        <w:t xml:space="preserve">O sistema deve ter uma interface com informações claras e diretas.</w:t>
-      </w:r>
-    </w:p>
-    <w:p>
-      <w:pPr>
-        <w:jc w:val="left"/>
-        <w:rPr/>
-      </w:pPr>
-      <w:r>
-        <w:rPr>
-          <w:rtl w:val="0"/>
-        </w:rPr>
-        <w:tab/>
-      </w:r>
-      <w:r>
-        <w:rPr>
-          <w:b w:val="1"/>
-          <w:bCs w:val="1"/>
-          <w:rtl w:val="0"/>
-        </w:rPr>
-        <w:t xml:space="preserve">T2 - </w:t>
-      </w:r>
-      <w:r>
-        <w:rPr>
-          <w:rtl w:val="0"/>
-        </w:rPr>
-        <w:t xml:space="preserve">O sistema deve indicar em que parte ele está (login,cadastro, etc).</w:t>
-      </w:r>
-    </w:p>
-    <w:p>
-      <w:pPr>
-        <w:jc w:val="left"/>
-        <w:rPr/>
-      </w:pPr>
-      <w:r>
-        <w:rPr>
-          <w:rtl w:val="0"/>
-        </w:rPr>
-        <w:tab/>
-      </w:r>
-      <w:r>
-        <w:rPr>
-          <w:b w:val="1"/>
-          <w:bCs w:val="1"/>
-          <w:rtl w:val="0"/>
-        </w:rPr>
-        <w:t xml:space="preserve">T3 - </w:t>
-      </w:r>
-      <w:r>
-        <w:rPr>
-          <w:rtl w:val="0"/>
-        </w:rPr>
-        <w:t xml:space="preserve">As atualizações da agenda feita pelo adm deve aparecer para os clientes.</w:t>
-      </w:r>
-    </w:p>
-    <w:p>
-      <w:pPr>
-        <w:jc w:val="left"/>
-        <w:rPr/>
-      </w:pPr>
-      <w:r>
-        <w:rPr>
-          <w:rtl w:val="0"/>
-        </w:rPr>
-      </w:r>
-    </w:p>
-    <w:p>
-      <w:pPr>
-        <w:jc w:val="left"/>
-        <w:rPr/>
-      </w:pPr>
-      <w:r>
-        <w:rPr>
-          <w:b w:val="1"/>
-          <w:bCs w:val="1"/>
-          <w:rtl w:val="0"/>
-        </w:rPr>
-        <w:t xml:space="preserve">RNF03 - </w:t>
-      </w:r>
-      <w:r>
-        <w:rPr>
-          <w:rtl w:val="0"/>
-        </w:rPr>
-        <w:t xml:space="preserve">Armazenar dados.</w:t>
-      </w:r>
-    </w:p>
-    <w:p>
-      <w:pPr>
-        <w:ind w:left="0" w:firstLine="0"/>
         <w:jc w:val="left"/>
         <w:rPr/>
       </w:pPr>
@@ -1821,7 +1665,7 @@
         <w:rPr>
           <w:rtl w:val="0"/>
         </w:rPr>
-        <w:t xml:space="preserve"> O sistema deve armazenar os dados dos usuários, serviços, agendamentos e produtos.</w:t>
+        <w:t xml:space="preserve"> O sistema deve armazenar os dados dos usuários, serviços e agendamentos em SQL server. </w:t>
       </w:r>
     </w:p>
     <w:p>
